--- a/tps/tp2-application hypermedia.docx
+++ b/tps/tp2-application hypermedia.docx
@@ -498,9 +498,10 @@
       <w:footerReference w:type="default" r:id="rId11"/>
       <w:headerReference w:type="first" r:id="rId12"/>
       <w:footerReference w:type="first" r:id="rId13"/>
-      <w:pgSz w:w="11906" w:h="16838"/>
-      <w:pgMar w:top="1487" w:right="1544" w:bottom="1719" w:left="1416" w:header="492" w:footer="356" w:gutter="0"/>
+      <w:pgSz w:w="11906" w:h="16838" w:code="9"/>
+      <w:pgMar w:top="1440" w:right="1440" w:bottom="1440" w:left="1440" w:header="492" w:footer="356" w:gutter="0"/>
       <w:cols w:space="720"/>
+      <w:docGrid w:linePitch="272"/>
     </w:sectPr>
   </w:body>
 </w:document>
@@ -1220,19 +1221,7 @@
       <w:rPr>
         <w:i/>
       </w:rPr>
-      <w:t xml:space="preserve">Par M. </w:t>
-    </w:r>
-    <w:r>
-      <w:rPr>
-        <w:i/>
-      </w:rPr>
-      <w:t>Oussama</w:t>
-    </w:r>
-    <w:r>
-      <w:rPr>
-        <w:i/>
-      </w:rPr>
-      <w:t xml:space="preserve"> </w:t>
+      <w:t>Par M.</w:t>
     </w:r>
     <w:r>
       <w:rPr>
@@ -1256,13 +1245,37 @@
       <w:rPr>
         <w:i/>
       </w:rPr>
-      <w:t xml:space="preserve"> 2025-</w:t>
+      <w:t xml:space="preserve"> 202</w:t>
     </w:r>
     <w:r>
       <w:rPr>
         <w:i/>
       </w:rPr>
-      <w:t xml:space="preserve">2026 </w:t>
+      <w:t>6</w:t>
+    </w:r>
+    <w:r>
+      <w:rPr>
+        <w:i/>
+      </w:rPr>
+      <w:t>-</w:t>
+    </w:r>
+    <w:r>
+      <w:rPr>
+        <w:i/>
+      </w:rPr>
+      <w:t>202</w:t>
+    </w:r>
+    <w:r>
+      <w:rPr>
+        <w:i/>
+      </w:rPr>
+      <w:t>7</w:t>
+    </w:r>
+    <w:r>
+      <w:rPr>
+        <w:i/>
+      </w:rPr>
+      <w:t xml:space="preserve"> </w:t>
     </w:r>
     <w:r>
       <w:rPr>
@@ -1992,16 +2005,16 @@
       <mc:AlternateContent>
         <mc:Choice Requires="wpg">
           <w:drawing>
-            <wp:anchor distT="0" distB="0" distL="114300" distR="114300" simplePos="0" relativeHeight="251659264" behindDoc="0" locked="0" layoutInCell="1" allowOverlap="1" wp14:anchorId="4D49EDBC" wp14:editId="5A8526EA">
+            <wp:anchor distT="0" distB="0" distL="114300" distR="114300" simplePos="0" relativeHeight="251659264" behindDoc="0" locked="0" layoutInCell="1" allowOverlap="1" wp14:anchorId="4D49EDBC" wp14:editId="01F72F39">
               <wp:simplePos x="0" y="0"/>
               <wp:positionH relativeFrom="page">
-                <wp:posOffset>491707</wp:posOffset>
+                <wp:posOffset>491490</wp:posOffset>
               </wp:positionH>
               <wp:positionV relativeFrom="page">
-                <wp:posOffset>232913</wp:posOffset>
+                <wp:posOffset>114564</wp:posOffset>
               </wp:positionV>
-              <wp:extent cx="845388" cy="655608"/>
-              <wp:effectExtent l="0" t="0" r="0" b="0"/>
+              <wp:extent cx="586596" cy="491706"/>
+              <wp:effectExtent l="0" t="0" r="4445" b="3810"/>
               <wp:wrapSquare wrapText="bothSides"/>
               <wp:docPr id="5849" name="Group 5849"/>
               <wp:cNvGraphicFramePr/>
@@ -2012,7 +2025,7 @@
                     <wpg:grpSpPr>
                       <a:xfrm>
                         <a:off x="0" y="0"/>
-                        <a:ext cx="845388" cy="655608"/>
+                        <a:ext cx="586596" cy="491706"/>
                         <a:chOff x="0" y="0"/>
                         <a:chExt cx="692150" cy="528829"/>
                       </a:xfrm>
@@ -2124,7 +2137,7 @@
         </mc:Choice>
         <mc:Fallback>
           <w:pict>
-            <v:group w14:anchorId="4D49EDBC" id="Group 5849" o:spid="_x0000_s1030" style="position:absolute;left:0;text-align:left;margin-left:38.7pt;margin-top:18.35pt;width:66.55pt;height:51.6pt;z-index:251659264;mso-position-horizontal-relative:page;mso-position-vertical-relative:page;mso-width-relative:margin;mso-height-relative:margin" coordsize="6921,5288" o:gfxdata="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">
+            <v:group w14:anchorId="4D49EDBC" id="Group 5849" o:spid="_x0000_s1030" style="position:absolute;left:0;text-align:left;margin-left:38.7pt;margin-top:9pt;width:46.2pt;height:38.7pt;z-index:251659264;mso-position-horizontal-relative:page;mso-position-vertical-relative:page;mso-width-relative:margin;mso-height-relative:margin" coordsize="6921,5288" o:gfxdata="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">
               <v:rect id="Rectangle 5851" o:spid="_x0000_s1031" style="position:absolute;left:733;top:1645;width:1273;height:1900;visibility:visible;mso-wrap-style:square;v-text-anchor:top" o:gfxdata="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" filled="f" stroked="f">
                 <v:textbox inset="0,0,0,0">
                   <w:txbxContent>
@@ -9051,6 +9064,7 @@
   <w:style w:type="character" w:default="1" w:styleId="Policepardfaut">
     <w:name w:val="Default Paragraph Font"/>
     <w:uiPriority w:val="1"/>
+    <w:semiHidden/>
     <w:unhideWhenUsed/>
   </w:style>
   <w:style w:type="table" w:default="1" w:styleId="TableauNormal">
